--- a/output_receita_federal/ato_declaratorio_normativo_cst/documents/adn_cst_8_19790228.docx
+++ b/output_receita_federal/ato_declaratorio_normativo_cst/documents/adn_cst_8_19790228.docx
@@ -28,6 +28,9 @@
     <w:p>
       <w:r>
         <w:t xml:space="preserve">Jimir Sebastião Doniak </w:t>
+      </w:r>
+      <w:r>
+        <w:br/>
       </w:r>
       <w:r>
         <w:t>Coordenador Substituto</w:t>
